--- a/EDA Report_Yogeshwar Tribhuvan.docx
+++ b/EDA Report_Yogeshwar Tribhuvan.docx
@@ -988,6 +988,7 @@
           <w:rFonts w:ascii="Times New Roman" w:hAnsi="Times New Roman" w:cs="Times New Roman"/>
           <w:b/>
           <w:bCs/>
+          <w:noProof/>
         </w:rPr>
         <w:lastRenderedPageBreak/>
         <w:drawing>
@@ -2221,18 +2222,35 @@
           <w:bCs/>
         </w:rPr>
         <w:lastRenderedPageBreak/>
-        <w:t>5.2 Total Bookings by Session</w:t>
-      </w:r>
-    </w:p>
-    <w:p>
-      <w:pPr>
-        <w:rPr>
-          <w:rFonts w:ascii="Times New Roman" w:hAnsi="Times New Roman" w:cs="Times New Roman"/>
-        </w:rPr>
-      </w:pPr>
-      <w:r>
-        <w:rPr>
-          <w:rFonts w:ascii="Times New Roman" w:hAnsi="Times New Roman" w:cs="Times New Roman"/>
+        <w:t>5.</w:t>
+      </w:r>
+      <w:r>
+        <w:rPr>
+          <w:rFonts w:ascii="Times New Roman" w:hAnsi="Times New Roman" w:cs="Times New Roman"/>
+          <w:b/>
+          <w:bCs/>
+        </w:rPr>
+        <w:t>3</w:t>
+      </w:r>
+      <w:r>
+        <w:rPr>
+          <w:rFonts w:ascii="Times New Roman" w:hAnsi="Times New Roman" w:cs="Times New Roman"/>
+          <w:b/>
+          <w:bCs/>
+        </w:rPr>
+        <w:t xml:space="preserve"> Total Bookings by Session</w:t>
+      </w:r>
+    </w:p>
+    <w:p>
+      <w:pPr>
+        <w:rPr>
+          <w:rFonts w:ascii="Times New Roman" w:hAnsi="Times New Roman" w:cs="Times New Roman"/>
+        </w:rPr>
+      </w:pPr>
+      <w:r>
+        <w:rPr>
+          <w:rFonts w:ascii="Times New Roman" w:hAnsi="Times New Roman" w:cs="Times New Roman"/>
+          <w:noProof/>
         </w:rPr>
         <w:drawing>
           <wp:inline distT="0" distB="0" distL="0" distR="0" wp14:anchorId="7A822530" wp14:editId="6804EC98">
@@ -2472,6 +2490,7 @@
       <w:r>
         <w:rPr>
           <w:rFonts w:ascii="Times New Roman" w:hAnsi="Times New Roman" w:cs="Times New Roman"/>
+          <w:noProof/>
         </w:rPr>
         <w:drawing>
           <wp:inline distT="0" distB="0" distL="0" distR="0" wp14:anchorId="457ED3E9" wp14:editId="5D6E7299">
@@ -2980,6 +2999,7 @@
       <w:r>
         <w:rPr>
           <w:rFonts w:ascii="Times New Roman" w:hAnsi="Times New Roman" w:cs="Times New Roman"/>
+          <w:noProof/>
         </w:rPr>
         <w:drawing>
           <wp:inline distT="0" distB="0" distL="0" distR="0" wp14:anchorId="77413F9D" wp14:editId="6E5A5FD7">
@@ -6914,6 +6934,7 @@
   <w:style w:type="character" w:default="1" w:styleId="DefaultParagraphFont">
     <w:name w:val="Default Paragraph Font"/>
     <w:uiPriority w:val="1"/>
+    <w:semiHidden/>
     <w:unhideWhenUsed/>
   </w:style>
   <w:style w:type="table" w:default="1" w:styleId="TableNormal">
